--- a/idris/React Navtive/Idris_Sadiq.docx
+++ b/idris/React Navtive/Idris_Sadiq.docx
@@ -50,7 +50,6 @@
               <w:spacing w:after="40"/>
               <w:jc w:val="center"/>
             </w:pPr>
-            <w:proofErr w:type="spellStart"/>
             <w:r>
               <w:rPr>
                 <w:rFonts w:ascii="Arial" w:eastAsia="Arial" w:hAnsi="Arial" w:cs="Arial"/>
@@ -60,33 +59,8 @@
                 <w:sz w:val="48"/>
                 <w:szCs w:val="48"/>
               </w:rPr>
-              <w:t>Idris</w:t>
+              <w:t>Idris Sadiq</w:t>
             </w:r>
-            <w:proofErr w:type="spellEnd"/>
-            <w:r>
-              <w:rPr>
-                <w:rFonts w:ascii="Arial" w:eastAsia="Arial" w:hAnsi="Arial" w:cs="Arial"/>
-                <w:b/>
-                <w:bCs/>
-                <w:color w:val="FFFFFF"/>
-                <w:sz w:val="48"/>
-                <w:szCs w:val="48"/>
-              </w:rPr>
-              <w:t xml:space="preserve"> </w:t>
-            </w:r>
-            <w:proofErr w:type="spellStart"/>
-            <w:r>
-              <w:rPr>
-                <w:rFonts w:ascii="Arial" w:eastAsia="Arial" w:hAnsi="Arial" w:cs="Arial"/>
-                <w:b/>
-                <w:bCs/>
-                <w:color w:val="FFFFFF"/>
-                <w:sz w:val="48"/>
-                <w:szCs w:val="48"/>
-              </w:rPr>
-              <w:t>Sadiq</w:t>
-            </w:r>
-            <w:proofErr w:type="spellEnd"/>
           </w:p>
           <w:p>
             <w:pPr>
@@ -107,41 +81,27 @@
             <w:pPr>
               <w:spacing w:after="40"/>
               <w:jc w:val="center"/>
+              <w:rPr>
+                <w:rFonts w:ascii="Arial" w:eastAsia="Arial" w:hAnsi="Arial" w:cs="Arial"/>
+                <w:color w:val="BBBBBB"/>
+              </w:rPr>
             </w:pPr>
             <w:r>
               <w:rPr>
                 <w:rFonts w:ascii="Arial" w:eastAsia="Arial" w:hAnsi="Arial" w:cs="Arial"/>
                 <w:color w:val="BBBBBB"/>
               </w:rPr>
-              <w:t xml:space="preserve">Idrissadiq.pro@outlook.com  </w:t>
+              <w:t>Idrissdev@outlook.com | +1 (424) 458-6548 | Spring Valley, California, United States</w:t>
+            </w:r>
+            <w:r>
+              <w:t xml:space="preserve"> </w:t>
             </w:r>
             <w:r>
               <w:rPr>
                 <w:rFonts w:ascii="Arial" w:eastAsia="Arial" w:hAnsi="Arial" w:cs="Arial"/>
                 <w:color w:val="BBBBBB"/>
               </w:rPr>
-              <w:t>+1 (424) 458-6548</w:t>
-            </w:r>
-            <w:r>
-              <w:rPr>
-                <w:rFonts w:ascii="Arial" w:eastAsia="Arial" w:hAnsi="Arial" w:cs="Arial"/>
-                <w:color w:val="BBBBBB"/>
-              </w:rPr>
-              <w:t xml:space="preserve">|  </w:t>
-            </w:r>
-            <w:r>
-              <w:rPr>
-                <w:rFonts w:ascii="Arial" w:eastAsia="Arial" w:hAnsi="Arial" w:cs="Arial"/>
-                <w:color w:val="BBBBBB"/>
-              </w:rPr>
-              <w:t>Spring Valley</w:t>
-            </w:r>
-            <w:r>
-              <w:rPr>
-                <w:rFonts w:ascii="Arial" w:eastAsia="Arial" w:hAnsi="Arial" w:cs="Arial"/>
-                <w:color w:val="BBBBBB"/>
-              </w:rPr>
-              <w:t>, California, United States</w:t>
+              <w:t xml:space="preserve">https://www.linkedin.com/in/idris-sadiq-1b824b3b4 </w:t>
             </w:r>
           </w:p>
           <w:p>
@@ -153,15 +113,10 @@
                 <w:rFonts w:ascii="Arial" w:eastAsia="Arial" w:hAnsi="Arial" w:cs="Arial"/>
                 <w:color w:val="BBBBBB"/>
               </w:rPr>
-              <w:t xml:space="preserve">LinkedIn: </w:t>
+              <w:t>US citizen | White | English (Native)</w:t>
             </w:r>
-            <w:r>
-              <w:rPr>
-                <w:rFonts w:ascii="Arial" w:eastAsia="Arial" w:hAnsi="Arial" w:cs="Arial"/>
-                <w:color w:val="BBBBBB"/>
-              </w:rPr>
-              <w:t>https://www.linkedin.com/in/idris-sadiq-0640ab3b4/</w:t>
-            </w:r>
+            <w:bookmarkStart w:id="0" w:name="_GoBack"/>
+            <w:bookmarkEnd w:id="0"/>
           </w:p>
         </w:tc>
       </w:tr>
@@ -268,7 +223,6 @@
         </w:rPr>
         <w:t xml:space="preserve">, </w:t>
       </w:r>
-      <w:proofErr w:type="spellStart"/>
       <w:r>
         <w:rPr>
           <w:rStyle w:val="Strong"/>
@@ -278,7 +232,6 @@
         </w:rPr>
         <w:t>TypeScript</w:t>
       </w:r>
-      <w:proofErr w:type="spellEnd"/>
       <w:r>
         <w:rPr>
           <w:rFonts w:ascii="Arial" w:hAnsi="Arial" w:cs="Arial"/>
@@ -328,19 +281,16 @@
           <w:sz w:val="20"/>
           <w:szCs w:val="20"/>
         </w:rPr>
-        <w:t xml:space="preserve">OAuth2 / </w:t>
-      </w:r>
-      <w:proofErr w:type="spellStart"/>
-      <w:r>
-        <w:rPr>
-          <w:rStyle w:val="Strong"/>
+        <w:t>OAuth2 / OpenID Connect / JWT</w:t>
+      </w:r>
+      <w:r>
+        <w:rPr>
           <w:rFonts w:ascii="Arial" w:hAnsi="Arial" w:cs="Arial"/>
           <w:sz w:val="20"/>
           <w:szCs w:val="20"/>
         </w:rPr>
-        <w:t>OpenID</w:t>
-      </w:r>
-      <w:proofErr w:type="spellEnd"/>
+        <w:t xml:space="preserve"> with measurable improvements in stability and user experience. Strong ownership mindset across </w:t>
+      </w:r>
       <w:r>
         <w:rPr>
           <w:rStyle w:val="Strong"/>
@@ -348,44 +298,7 @@
           <w:sz w:val="20"/>
           <w:szCs w:val="20"/>
         </w:rPr>
-        <w:t xml:space="preserve"> Connect / JWT</w:t>
-      </w:r>
-      <w:r>
-        <w:rPr>
-          <w:rFonts w:ascii="Arial" w:hAnsi="Arial" w:cs="Arial"/>
-          <w:sz w:val="20"/>
-          <w:szCs w:val="20"/>
-        </w:rPr>
-        <w:t xml:space="preserve"> with measurable improvements in stability and user experience. Strong ownership mindset across </w:t>
-      </w:r>
-      <w:r>
-        <w:rPr>
-          <w:rStyle w:val="Strong"/>
-          <w:rFonts w:ascii="Arial" w:hAnsi="Arial" w:cs="Arial"/>
-          <w:sz w:val="20"/>
-          <w:szCs w:val="20"/>
-        </w:rPr>
-        <w:t xml:space="preserve">architecture, performance, </w:t>
-      </w:r>
-      <w:proofErr w:type="spellStart"/>
-      <w:r>
-        <w:rPr>
-          <w:rStyle w:val="Strong"/>
-          <w:rFonts w:ascii="Arial" w:hAnsi="Arial" w:cs="Arial"/>
-          <w:sz w:val="20"/>
-          <w:szCs w:val="20"/>
-        </w:rPr>
-        <w:t>observability</w:t>
-      </w:r>
-      <w:proofErr w:type="spellEnd"/>
-      <w:r>
-        <w:rPr>
-          <w:rStyle w:val="Strong"/>
-          <w:rFonts w:ascii="Arial" w:hAnsi="Arial" w:cs="Arial"/>
-          <w:sz w:val="20"/>
-          <w:szCs w:val="20"/>
-        </w:rPr>
-        <w:t>, and release safety</w:t>
+        <w:t>architecture, performance, observability, and release safety</w:t>
       </w:r>
       <w:r>
         <w:rPr>
@@ -440,55 +353,7 @@
           <w:rFonts w:ascii="Arial" w:hAnsi="Arial" w:cs="Arial"/>
           <w:sz w:val="18"/>
         </w:rPr>
-        <w:t xml:space="preserve"> React Native, </w:t>
-      </w:r>
-      <w:proofErr w:type="spellStart"/>
-      <w:r>
-        <w:rPr>
-          <w:rFonts w:ascii="Arial" w:hAnsi="Arial" w:cs="Arial"/>
-          <w:sz w:val="18"/>
-        </w:rPr>
-        <w:t>TypeScript</w:t>
-      </w:r>
-      <w:proofErr w:type="spellEnd"/>
-      <w:r>
-        <w:rPr>
-          <w:rFonts w:ascii="Arial" w:hAnsi="Arial" w:cs="Arial"/>
-          <w:sz w:val="18"/>
-        </w:rPr>
-        <w:t xml:space="preserve">, React, </w:t>
-      </w:r>
-      <w:proofErr w:type="spellStart"/>
-      <w:r>
-        <w:rPr>
-          <w:rFonts w:ascii="Arial" w:hAnsi="Arial" w:cs="Arial"/>
-          <w:sz w:val="18"/>
-        </w:rPr>
-        <w:t>Redux</w:t>
-      </w:r>
-      <w:proofErr w:type="spellEnd"/>
-      <w:r>
-        <w:rPr>
-          <w:rFonts w:ascii="Arial" w:hAnsi="Arial" w:cs="Arial"/>
-          <w:sz w:val="18"/>
-        </w:rPr>
-        <w:t xml:space="preserve">-style state, React Navigation patterns, form validation patterns, deep links, push notifications, </w:t>
-      </w:r>
-      <w:proofErr w:type="spellStart"/>
-      <w:r>
-        <w:rPr>
-          <w:rFonts w:ascii="Arial" w:hAnsi="Arial" w:cs="Arial"/>
-          <w:sz w:val="18"/>
-        </w:rPr>
-        <w:t>WebSockets</w:t>
-      </w:r>
-      <w:proofErr w:type="spellEnd"/>
-      <w:r>
-        <w:rPr>
-          <w:rFonts w:ascii="Arial" w:hAnsi="Arial" w:cs="Arial"/>
-          <w:sz w:val="18"/>
-        </w:rPr>
-        <w:t xml:space="preserve">, offline sync, accessibility-minded UI </w:t>
+        <w:t xml:space="preserve"> React Native, TypeScript, React, Redux-style state, React Navigation patterns, form validation patterns, deep links, push notifications, WebSockets, offline sync, accessibility-minded UI </w:t>
       </w:r>
       <w:r>
         <w:rPr>
@@ -524,71 +389,7 @@
           <w:rFonts w:ascii="Arial" w:hAnsi="Arial" w:cs="Arial"/>
           <w:sz w:val="18"/>
         </w:rPr>
-        <w:t xml:space="preserve"> REST API design, </w:t>
-      </w:r>
-      <w:proofErr w:type="spellStart"/>
-      <w:r>
-        <w:rPr>
-          <w:rFonts w:ascii="Arial" w:hAnsi="Arial" w:cs="Arial"/>
-          <w:sz w:val="18"/>
-        </w:rPr>
-        <w:t>OpenAPI</w:t>
-      </w:r>
-      <w:proofErr w:type="spellEnd"/>
-      <w:r>
-        <w:rPr>
-          <w:rFonts w:ascii="Arial" w:hAnsi="Arial" w:cs="Arial"/>
-          <w:sz w:val="18"/>
-        </w:rPr>
-        <w:t xml:space="preserve">/Swagger collaboration, JWT, OAuth2, </w:t>
-      </w:r>
-      <w:proofErr w:type="spellStart"/>
-      <w:r>
-        <w:rPr>
-          <w:rFonts w:ascii="Arial" w:hAnsi="Arial" w:cs="Arial"/>
-          <w:sz w:val="18"/>
-        </w:rPr>
-        <w:t>OpenID</w:t>
-      </w:r>
-      <w:proofErr w:type="spellEnd"/>
-      <w:r>
-        <w:rPr>
-          <w:rFonts w:ascii="Arial" w:hAnsi="Arial" w:cs="Arial"/>
-          <w:sz w:val="18"/>
-        </w:rPr>
-        <w:t xml:space="preserve"> Connect, rate limiting, </w:t>
-      </w:r>
-      <w:proofErr w:type="spellStart"/>
-      <w:r>
-        <w:rPr>
-          <w:rFonts w:ascii="Arial" w:hAnsi="Arial" w:cs="Arial"/>
-          <w:sz w:val="18"/>
-        </w:rPr>
-        <w:t>idempotency</w:t>
-      </w:r>
-      <w:proofErr w:type="spellEnd"/>
-      <w:r>
-        <w:rPr>
-          <w:rFonts w:ascii="Arial" w:hAnsi="Arial" w:cs="Arial"/>
-          <w:sz w:val="18"/>
-        </w:rPr>
-        <w:t>, caching strategies, background jobs, SSE/</w:t>
-      </w:r>
-      <w:proofErr w:type="spellStart"/>
-      <w:r>
-        <w:rPr>
-          <w:rFonts w:ascii="Arial" w:hAnsi="Arial" w:cs="Arial"/>
-          <w:sz w:val="18"/>
-        </w:rPr>
-        <w:t>WebSockets</w:t>
-      </w:r>
-      <w:proofErr w:type="spellEnd"/>
-      <w:r>
-        <w:rPr>
-          <w:rFonts w:ascii="Arial" w:hAnsi="Arial" w:cs="Arial"/>
-          <w:sz w:val="18"/>
-        </w:rPr>
-        <w:t xml:space="preserve"> integration patterns</w:t>
+        <w:t xml:space="preserve"> REST API design, OpenAPI/Swagger collaboration, JWT, OAuth2, OpenID Connect, rate limiting, idempotency, caching strategies, background jobs, SSE/WebSockets integration patterns</w:t>
       </w:r>
     </w:p>
     <w:p>
@@ -617,135 +418,7 @@
           <w:rFonts w:ascii="Arial" w:hAnsi="Arial" w:cs="Arial"/>
           <w:sz w:val="18"/>
         </w:rPr>
-        <w:t xml:space="preserve"> Relational: </w:t>
-      </w:r>
-      <w:proofErr w:type="spellStart"/>
-      <w:r>
-        <w:rPr>
-          <w:rFonts w:ascii="Arial" w:hAnsi="Arial" w:cs="Arial"/>
-          <w:sz w:val="18"/>
-        </w:rPr>
-        <w:t>PostgreSQL</w:t>
-      </w:r>
-      <w:proofErr w:type="spellEnd"/>
-      <w:r>
-        <w:rPr>
-          <w:rFonts w:ascii="Arial" w:hAnsi="Arial" w:cs="Arial"/>
-          <w:sz w:val="18"/>
-        </w:rPr>
-        <w:t xml:space="preserve">, MySQL, SQL Server, </w:t>
-      </w:r>
-      <w:proofErr w:type="spellStart"/>
-      <w:r>
-        <w:rPr>
-          <w:rFonts w:ascii="Arial" w:hAnsi="Arial" w:cs="Arial"/>
-          <w:sz w:val="18"/>
-        </w:rPr>
-        <w:t>NoSQL</w:t>
-      </w:r>
-      <w:proofErr w:type="spellEnd"/>
-      <w:r>
-        <w:rPr>
-          <w:rFonts w:ascii="Arial" w:hAnsi="Arial" w:cs="Arial"/>
-          <w:sz w:val="18"/>
-        </w:rPr>
-        <w:t xml:space="preserve">: </w:t>
-      </w:r>
-      <w:proofErr w:type="spellStart"/>
-      <w:r>
-        <w:rPr>
-          <w:rFonts w:ascii="Arial" w:hAnsi="Arial" w:cs="Arial"/>
-          <w:sz w:val="18"/>
-        </w:rPr>
-        <w:t>Redis</w:t>
-      </w:r>
-      <w:proofErr w:type="spellEnd"/>
-      <w:r>
-        <w:rPr>
-          <w:rFonts w:ascii="Arial" w:hAnsi="Arial" w:cs="Arial"/>
-          <w:sz w:val="18"/>
-        </w:rPr>
-        <w:t xml:space="preserve">, </w:t>
-      </w:r>
-      <w:proofErr w:type="spellStart"/>
-      <w:r>
-        <w:rPr>
-          <w:rFonts w:ascii="Arial" w:hAnsi="Arial" w:cs="Arial"/>
-          <w:sz w:val="18"/>
-        </w:rPr>
-        <w:t>MongoDB</w:t>
-      </w:r>
-      <w:proofErr w:type="spellEnd"/>
-      <w:r>
-        <w:rPr>
-          <w:rFonts w:ascii="Arial" w:hAnsi="Arial" w:cs="Arial"/>
-          <w:sz w:val="18"/>
-        </w:rPr>
-        <w:t xml:space="preserve">, </w:t>
-      </w:r>
-      <w:proofErr w:type="spellStart"/>
-      <w:r>
-        <w:rPr>
-          <w:rFonts w:ascii="Arial" w:hAnsi="Arial" w:cs="Arial"/>
-          <w:sz w:val="18"/>
-        </w:rPr>
-        <w:t>DynamoDB</w:t>
-      </w:r>
-      <w:proofErr w:type="spellEnd"/>
-      <w:r>
-        <w:rPr>
-          <w:rFonts w:ascii="Arial" w:hAnsi="Arial" w:cs="Arial"/>
-          <w:sz w:val="18"/>
-        </w:rPr>
-        <w:t xml:space="preserve">, Queues/streams: AWS SQS/SNS, Kafka, </w:t>
-      </w:r>
-      <w:proofErr w:type="spellStart"/>
-      <w:r>
-        <w:rPr>
-          <w:rFonts w:ascii="Arial" w:hAnsi="Arial" w:cs="Arial"/>
-          <w:sz w:val="18"/>
-        </w:rPr>
-        <w:t>RabbitMQ</w:t>
-      </w:r>
-      <w:proofErr w:type="spellEnd"/>
-      <w:r>
-        <w:rPr>
-          <w:rFonts w:ascii="Arial" w:hAnsi="Arial" w:cs="Arial"/>
-          <w:sz w:val="18"/>
-        </w:rPr>
-        <w:t xml:space="preserve">, Search: </w:t>
-      </w:r>
-      <w:proofErr w:type="spellStart"/>
-      <w:r>
-        <w:rPr>
-          <w:rFonts w:ascii="Arial" w:hAnsi="Arial" w:cs="Arial"/>
-          <w:sz w:val="18"/>
-        </w:rPr>
-        <w:t>Elasticsearch</w:t>
-      </w:r>
-      <w:proofErr w:type="spellEnd"/>
-      <w:r>
-        <w:rPr>
-          <w:rFonts w:ascii="Arial" w:hAnsi="Arial" w:cs="Arial"/>
-          <w:sz w:val="18"/>
-        </w:rPr>
-        <w:t xml:space="preserve">, OpenSearch, Analytics: Redshift, </w:t>
-      </w:r>
-      <w:proofErr w:type="spellStart"/>
-      <w:r>
-        <w:rPr>
-          <w:rFonts w:ascii="Arial" w:hAnsi="Arial" w:cs="Arial"/>
-          <w:sz w:val="18"/>
-        </w:rPr>
-        <w:t>BigQuery</w:t>
-      </w:r>
-      <w:proofErr w:type="spellEnd"/>
-      <w:r>
-        <w:rPr>
-          <w:rFonts w:ascii="Arial" w:hAnsi="Arial" w:cs="Arial"/>
-          <w:sz w:val="18"/>
-        </w:rPr>
-        <w:t xml:space="preserve"> (exposure via event/analytics pipelines)</w:t>
+        <w:t xml:space="preserve"> Relational: PostgreSQL, MySQL, SQL Server, NoSQL: Redis, MongoDB, DynamoDB, Queues/streams: AWS SQS/SNS, Kafka, RabbitMQ, Search: Elasticsearch, OpenSearch, Analytics: Redshift, BigQuery (exposure via event/analytics pipelines)</w:t>
       </w:r>
     </w:p>
     <w:p>
@@ -767,112 +440,51 @@
           <w:b/>
           <w:sz w:val="18"/>
         </w:rPr>
-        <w:t xml:space="preserve">Cloud &amp; </w:t>
-      </w:r>
-      <w:proofErr w:type="spellStart"/>
+        <w:t>Cloud &amp; DevOps —</w:t>
+      </w:r>
+      <w:r>
+        <w:rPr>
+          <w:rFonts w:ascii="Arial" w:hAnsi="Arial" w:cs="Arial"/>
+          <w:sz w:val="18"/>
+        </w:rPr>
+        <w:t xml:space="preserve"> </w:t>
+      </w:r>
+      <w:r>
+        <w:rPr>
+          <w:rFonts w:ascii="Arial" w:hAnsi="Arial" w:cs="Arial"/>
+          <w:sz w:val="18"/>
+        </w:rPr>
+        <w:t xml:space="preserve">Docker, Kubernetes, Helm, Argo CD, GitOps, Terraform, CloudFormation, </w:t>
+      </w:r>
       <w:r>
         <w:rPr>
           <w:rFonts w:ascii="Arial" w:hAnsi="Arial" w:cs="Arial"/>
           <w:b/>
           <w:sz w:val="18"/>
         </w:rPr>
-        <w:t>DevOps</w:t>
-      </w:r>
-      <w:proofErr w:type="spellEnd"/>
+        <w:t>AWS</w:t>
+      </w:r>
+      <w:r>
+        <w:rPr>
+          <w:rFonts w:ascii="Arial" w:hAnsi="Arial" w:cs="Arial"/>
+          <w:sz w:val="18"/>
+        </w:rPr>
+        <w:t xml:space="preserve">: EKS, ECS, EC2, Lambda, API Gateway, S3, CloudFront, RDS, DynamoDB, ElastiCache, EventBridge, Step Functions, IAM, </w:t>
+      </w:r>
       <w:r>
         <w:rPr>
           <w:rFonts w:ascii="Arial" w:hAnsi="Arial" w:cs="Arial"/>
           <w:b/>
           <w:sz w:val="18"/>
         </w:rPr>
-        <w:t xml:space="preserve"> —</w:t>
-      </w:r>
-      <w:r>
-        <w:rPr>
-          <w:rFonts w:ascii="Arial" w:hAnsi="Arial" w:cs="Arial"/>
-          <w:sz w:val="18"/>
-        </w:rPr>
-        <w:t xml:space="preserve"> </w:t>
-      </w:r>
-      <w:proofErr w:type="spellStart"/>
-      <w:r>
-        <w:rPr>
-          <w:rFonts w:ascii="Arial" w:hAnsi="Arial" w:cs="Arial"/>
-          <w:sz w:val="18"/>
-        </w:rPr>
-        <w:t>Docker</w:t>
-      </w:r>
-      <w:proofErr w:type="spellEnd"/>
-      <w:r>
-        <w:rPr>
-          <w:rFonts w:ascii="Arial" w:hAnsi="Arial" w:cs="Arial"/>
-          <w:sz w:val="18"/>
-        </w:rPr>
-        <w:t xml:space="preserve">, </w:t>
-      </w:r>
-      <w:proofErr w:type="spellStart"/>
-      <w:r>
-        <w:rPr>
-          <w:rFonts w:ascii="Arial" w:hAnsi="Arial" w:cs="Arial"/>
-          <w:sz w:val="18"/>
-        </w:rPr>
-        <w:t>Kubernetes</w:t>
-      </w:r>
-      <w:proofErr w:type="spellEnd"/>
-      <w:r>
-        <w:rPr>
-          <w:rFonts w:ascii="Arial" w:hAnsi="Arial" w:cs="Arial"/>
-          <w:sz w:val="18"/>
-        </w:rPr>
-        <w:t xml:space="preserve">, Helm, Argo CD, </w:t>
-      </w:r>
-      <w:proofErr w:type="spellStart"/>
-      <w:r>
-        <w:rPr>
-          <w:rFonts w:ascii="Arial" w:hAnsi="Arial" w:cs="Arial"/>
-          <w:sz w:val="18"/>
-        </w:rPr>
-        <w:t>GitOps</w:t>
-      </w:r>
-      <w:proofErr w:type="spellEnd"/>
-      <w:r>
-        <w:rPr>
-          <w:rFonts w:ascii="Arial" w:hAnsi="Arial" w:cs="Arial"/>
-          <w:sz w:val="18"/>
-        </w:rPr>
-        <w:t xml:space="preserve">, </w:t>
-      </w:r>
-      <w:proofErr w:type="spellStart"/>
-      <w:r>
-        <w:rPr>
-          <w:rFonts w:ascii="Arial" w:hAnsi="Arial" w:cs="Arial"/>
-          <w:sz w:val="18"/>
-        </w:rPr>
-        <w:t>Terraform</w:t>
-      </w:r>
-      <w:proofErr w:type="spellEnd"/>
-      <w:r>
-        <w:rPr>
-          <w:rFonts w:ascii="Arial" w:hAnsi="Arial" w:cs="Arial"/>
-          <w:sz w:val="18"/>
-        </w:rPr>
-        <w:t xml:space="preserve">, </w:t>
-      </w:r>
-      <w:proofErr w:type="spellStart"/>
-      <w:r>
-        <w:rPr>
-          <w:rFonts w:ascii="Arial" w:hAnsi="Arial" w:cs="Arial"/>
-          <w:sz w:val="18"/>
-        </w:rPr>
-        <w:t>CloudFormation</w:t>
-      </w:r>
-      <w:proofErr w:type="spellEnd"/>
-      <w:r>
-        <w:rPr>
-          <w:rFonts w:ascii="Arial" w:hAnsi="Arial" w:cs="Arial"/>
-          <w:sz w:val="18"/>
-        </w:rPr>
-        <w:t xml:space="preserve">, </w:t>
+        <w:t>Azure</w:t>
+      </w:r>
+      <w:r>
+        <w:rPr>
+          <w:rFonts w:ascii="Arial" w:hAnsi="Arial" w:cs="Arial"/>
+          <w:sz w:val="18"/>
+        </w:rPr>
+        <w:t xml:space="preserve">: AKS, App Service, Azure SQL, Service Bus, Key Vault, Application Insights, </w:t>
       </w:r>
       <w:r>
         <w:rPr>
@@ -880,78 +492,14 @@
           <w:b/>
           <w:sz w:val="18"/>
         </w:rPr>
-        <w:t>AWS</w:t>
-      </w:r>
-      <w:r>
-        <w:rPr>
-          <w:rFonts w:ascii="Arial" w:hAnsi="Arial" w:cs="Arial"/>
-          <w:sz w:val="18"/>
-        </w:rPr>
-        <w:t xml:space="preserve">: EKS, ECS, EC2, Lambda, API Gateway, S3, </w:t>
-      </w:r>
-      <w:proofErr w:type="spellStart"/>
-      <w:r>
-        <w:rPr>
-          <w:rFonts w:ascii="Arial" w:hAnsi="Arial" w:cs="Arial"/>
-          <w:sz w:val="18"/>
-        </w:rPr>
-        <w:t>CloudFront</w:t>
-      </w:r>
-      <w:proofErr w:type="spellEnd"/>
-      <w:r>
-        <w:rPr>
-          <w:rFonts w:ascii="Arial" w:hAnsi="Arial" w:cs="Arial"/>
-          <w:sz w:val="18"/>
-        </w:rPr>
-        <w:t xml:space="preserve">, RDS, </w:t>
-      </w:r>
-      <w:proofErr w:type="spellStart"/>
-      <w:r>
-        <w:rPr>
-          <w:rFonts w:ascii="Arial" w:hAnsi="Arial" w:cs="Arial"/>
-          <w:sz w:val="18"/>
-        </w:rPr>
-        <w:t>DynamoDB</w:t>
-      </w:r>
-      <w:proofErr w:type="spellEnd"/>
-      <w:r>
-        <w:rPr>
-          <w:rFonts w:ascii="Arial" w:hAnsi="Arial" w:cs="Arial"/>
-          <w:sz w:val="18"/>
-        </w:rPr>
-        <w:t xml:space="preserve">, </w:t>
-      </w:r>
-      <w:proofErr w:type="spellStart"/>
-      <w:r>
-        <w:rPr>
-          <w:rFonts w:ascii="Arial" w:hAnsi="Arial" w:cs="Arial"/>
-          <w:sz w:val="18"/>
-        </w:rPr>
-        <w:t>ElastiCache</w:t>
-      </w:r>
-      <w:proofErr w:type="spellEnd"/>
-      <w:r>
-        <w:rPr>
-          <w:rFonts w:ascii="Arial" w:hAnsi="Arial" w:cs="Arial"/>
-          <w:sz w:val="18"/>
-        </w:rPr>
-        <w:t xml:space="preserve">, </w:t>
-      </w:r>
-      <w:proofErr w:type="spellStart"/>
-      <w:r>
-        <w:rPr>
-          <w:rFonts w:ascii="Arial" w:hAnsi="Arial" w:cs="Arial"/>
-          <w:sz w:val="18"/>
-        </w:rPr>
-        <w:t>EventBridge</w:t>
-      </w:r>
-      <w:proofErr w:type="spellEnd"/>
-      <w:r>
-        <w:rPr>
-          <w:rFonts w:ascii="Arial" w:hAnsi="Arial" w:cs="Arial"/>
-          <w:sz w:val="18"/>
-        </w:rPr>
-        <w:t xml:space="preserve">, Step Functions, IAM, </w:t>
+        <w:t>GCP</w:t>
+      </w:r>
+      <w:r>
+        <w:rPr>
+          <w:rFonts w:ascii="Arial" w:hAnsi="Arial" w:cs="Arial"/>
+          <w:sz w:val="18"/>
+        </w:rPr>
+        <w:t xml:space="preserve">: GKE, Cloud Run, Pub/Sub, Cloud Storage, BigQuery (as consumer/integrator), </w:t>
       </w:r>
       <w:r>
         <w:rPr>
@@ -959,52 +507,6 @@
           <w:b/>
           <w:sz w:val="18"/>
         </w:rPr>
-        <w:t>Azure</w:t>
-      </w:r>
-      <w:r>
-        <w:rPr>
-          <w:rFonts w:ascii="Arial" w:hAnsi="Arial" w:cs="Arial"/>
-          <w:sz w:val="18"/>
-        </w:rPr>
-        <w:t xml:space="preserve">: AKS, App Service, Azure SQL, Service Bus, Key Vault, Application Insights, </w:t>
-      </w:r>
-      <w:r>
-        <w:rPr>
-          <w:rFonts w:ascii="Arial" w:hAnsi="Arial" w:cs="Arial"/>
-          <w:b/>
-          <w:sz w:val="18"/>
-        </w:rPr>
-        <w:t>GCP</w:t>
-      </w:r>
-      <w:r>
-        <w:rPr>
-          <w:rFonts w:ascii="Arial" w:hAnsi="Arial" w:cs="Arial"/>
-          <w:sz w:val="18"/>
-        </w:rPr>
-        <w:t xml:space="preserve">: GKE, Cloud Run, Pub/Sub, Cloud Storage, </w:t>
-      </w:r>
-      <w:proofErr w:type="spellStart"/>
-      <w:r>
-        <w:rPr>
-          <w:rFonts w:ascii="Arial" w:hAnsi="Arial" w:cs="Arial"/>
-          <w:sz w:val="18"/>
-        </w:rPr>
-        <w:t>BigQuery</w:t>
-      </w:r>
-      <w:proofErr w:type="spellEnd"/>
-      <w:r>
-        <w:rPr>
-          <w:rFonts w:ascii="Arial" w:hAnsi="Arial" w:cs="Arial"/>
-          <w:sz w:val="18"/>
-        </w:rPr>
-        <w:t xml:space="preserve"> (as consumer/integrator), </w:t>
-      </w:r>
-      <w:r>
-        <w:rPr>
-          <w:rFonts w:ascii="Arial" w:hAnsi="Arial" w:cs="Arial"/>
-          <w:b/>
-          <w:sz w:val="18"/>
-        </w:rPr>
         <w:t>CI/CD</w:t>
       </w:r>
       <w:r>
@@ -1012,65 +514,8 @@
           <w:rFonts w:ascii="Arial" w:hAnsi="Arial" w:cs="Arial"/>
           <w:sz w:val="18"/>
         </w:rPr>
-        <w:t xml:space="preserve">: </w:t>
-      </w:r>
-      <w:proofErr w:type="spellStart"/>
-      <w:r>
-        <w:rPr>
-          <w:rFonts w:ascii="Arial" w:hAnsi="Arial" w:cs="Arial"/>
-          <w:sz w:val="18"/>
-        </w:rPr>
-        <w:t>GitHub</w:t>
-      </w:r>
-      <w:proofErr w:type="spellEnd"/>
-      <w:r>
-        <w:rPr>
-          <w:rFonts w:ascii="Arial" w:hAnsi="Arial" w:cs="Arial"/>
-          <w:sz w:val="18"/>
-        </w:rPr>
-        <w:t xml:space="preserve"> Actions, </w:t>
-      </w:r>
-      <w:proofErr w:type="spellStart"/>
-      <w:r>
-        <w:rPr>
-          <w:rFonts w:ascii="Arial" w:hAnsi="Arial" w:cs="Arial"/>
-          <w:sz w:val="18"/>
-        </w:rPr>
-        <w:t>GitLab</w:t>
-      </w:r>
-      <w:proofErr w:type="spellEnd"/>
-      <w:r>
-        <w:rPr>
-          <w:rFonts w:ascii="Arial" w:hAnsi="Arial" w:cs="Arial"/>
-          <w:sz w:val="18"/>
-        </w:rPr>
-        <w:t xml:space="preserve"> CI, Jenkins, Azure </w:t>
-      </w:r>
-      <w:proofErr w:type="spellStart"/>
-      <w:r>
-        <w:rPr>
-          <w:rFonts w:ascii="Arial" w:hAnsi="Arial" w:cs="Arial"/>
-          <w:sz w:val="18"/>
-        </w:rPr>
-        <w:t>DevOps</w:t>
-      </w:r>
-      <w:proofErr w:type="spellEnd"/>
-      <w:r>
-        <w:rPr>
-          <w:rFonts w:ascii="Arial" w:hAnsi="Arial" w:cs="Arial"/>
-          <w:sz w:val="18"/>
-        </w:rPr>
-        <w:t xml:space="preserve">, </w:t>
-      </w:r>
-      <w:proofErr w:type="spellStart"/>
-      <w:r>
-        <w:rPr>
-          <w:rFonts w:ascii="Arial" w:hAnsi="Arial" w:cs="Arial"/>
-          <w:sz w:val="18"/>
-        </w:rPr>
-        <w:t>CircleCI</w:t>
-      </w:r>
-      <w:proofErr w:type="spellEnd"/>
+        <w:t>: GitHub Actions, GitLab CI, Jenkins, Azure DevOps, CircleCI</w:t>
+      </w:r>
     </w:p>
     <w:p>
       <w:pPr>
@@ -1085,119 +530,20 @@
           <w:sz w:val="18"/>
         </w:rPr>
       </w:pPr>
-      <w:proofErr w:type="spellStart"/>
       <w:r>
         <w:rPr>
           <w:rFonts w:ascii="Arial" w:hAnsi="Arial" w:cs="Arial"/>
           <w:b/>
           <w:sz w:val="18"/>
         </w:rPr>
-        <w:t>Observability</w:t>
-      </w:r>
-      <w:proofErr w:type="spellEnd"/>
-      <w:r>
-        <w:rPr>
-          <w:rFonts w:ascii="Arial" w:hAnsi="Arial" w:cs="Arial"/>
-          <w:b/>
-          <w:sz w:val="18"/>
-        </w:rPr>
-        <w:t xml:space="preserve">, Quality &amp; Security — </w:t>
-      </w:r>
-      <w:proofErr w:type="spellStart"/>
-      <w:r>
-        <w:rPr>
-          <w:rFonts w:ascii="Arial" w:hAnsi="Arial" w:cs="Arial"/>
-          <w:sz w:val="18"/>
-        </w:rPr>
-        <w:t>OpenTelemetry</w:t>
-      </w:r>
-      <w:proofErr w:type="spellEnd"/>
-      <w:r>
-        <w:rPr>
-          <w:rFonts w:ascii="Arial" w:hAnsi="Arial" w:cs="Arial"/>
-          <w:sz w:val="18"/>
-        </w:rPr>
-        <w:t xml:space="preserve">, </w:t>
-      </w:r>
-      <w:proofErr w:type="spellStart"/>
-      <w:r>
-        <w:rPr>
-          <w:rFonts w:ascii="Arial" w:hAnsi="Arial" w:cs="Arial"/>
-          <w:sz w:val="18"/>
-        </w:rPr>
-        <w:t>Datadog</w:t>
-      </w:r>
-      <w:proofErr w:type="spellEnd"/>
-      <w:r>
-        <w:rPr>
-          <w:rFonts w:ascii="Arial" w:hAnsi="Arial" w:cs="Arial"/>
-          <w:sz w:val="18"/>
-        </w:rPr>
-        <w:t xml:space="preserve">, Prometheus, </w:t>
-      </w:r>
-      <w:proofErr w:type="spellStart"/>
-      <w:r>
-        <w:rPr>
-          <w:rFonts w:ascii="Arial" w:hAnsi="Arial" w:cs="Arial"/>
-          <w:sz w:val="18"/>
-        </w:rPr>
-        <w:t>Grafana</w:t>
-      </w:r>
-      <w:proofErr w:type="spellEnd"/>
-      <w:r>
-        <w:rPr>
-          <w:rFonts w:ascii="Arial" w:hAnsi="Arial" w:cs="Arial"/>
-          <w:sz w:val="18"/>
-        </w:rPr>
-        <w:t xml:space="preserve">, ELK/EFK, </w:t>
-      </w:r>
-      <w:proofErr w:type="spellStart"/>
-      <w:r>
-        <w:rPr>
-          <w:rFonts w:ascii="Arial" w:hAnsi="Arial" w:cs="Arial"/>
-          <w:sz w:val="18"/>
-        </w:rPr>
-        <w:t>CloudWatch</w:t>
-      </w:r>
-      <w:proofErr w:type="spellEnd"/>
-      <w:r>
-        <w:rPr>
-          <w:rFonts w:ascii="Arial" w:hAnsi="Arial" w:cs="Arial"/>
-          <w:sz w:val="18"/>
-        </w:rPr>
-        <w:t xml:space="preserve">, structured logging, Testing: Jest, Mocha, Chai, React Testing Library, Cypress, Playwright, API contract tests (Pact-style), Security: </w:t>
-      </w:r>
-      <w:proofErr w:type="spellStart"/>
-      <w:r>
-        <w:rPr>
-          <w:rFonts w:ascii="Arial" w:hAnsi="Arial" w:cs="Arial"/>
-          <w:sz w:val="18"/>
-        </w:rPr>
-        <w:t>Okta</w:t>
-      </w:r>
-      <w:proofErr w:type="spellEnd"/>
-      <w:r>
-        <w:rPr>
-          <w:rFonts w:ascii="Arial" w:hAnsi="Arial" w:cs="Arial"/>
-          <w:sz w:val="18"/>
-        </w:rPr>
-        <w:t xml:space="preserve">, Auth0, AWS </w:t>
-      </w:r>
-      <w:proofErr w:type="spellStart"/>
-      <w:r>
-        <w:rPr>
-          <w:rFonts w:ascii="Arial" w:hAnsi="Arial" w:cs="Arial"/>
-          <w:sz w:val="18"/>
-        </w:rPr>
-        <w:t>Cognito</w:t>
-      </w:r>
-      <w:proofErr w:type="spellEnd"/>
-      <w:r>
-        <w:rPr>
-          <w:rFonts w:ascii="Arial" w:hAnsi="Arial" w:cs="Arial"/>
-          <w:sz w:val="18"/>
-        </w:rPr>
-        <w:t>, RBAC/ABAC, audit logging, secrets patterns</w:t>
+        <w:t xml:space="preserve">Observability, Quality &amp; Security — </w:t>
+      </w:r>
+      <w:r>
+        <w:rPr>
+          <w:rFonts w:ascii="Arial" w:hAnsi="Arial" w:cs="Arial"/>
+          <w:sz w:val="18"/>
+        </w:rPr>
+        <w:t>OpenTelemetry, Datadog, Prometheus, Grafana, ELK/EFK, CloudWatch, structured logging, Testing: Jest, Mocha, Chai, React Testing Library, Cypress, Playwright, API contract tests (Pact-style), Security: Okta, Auth0, AWS Cognito, RBAC/ABAC, audit logging, secrets patterns</w:t>
       </w:r>
     </w:p>
     <w:p>
@@ -1242,8 +588,6 @@
       </w:r>
     </w:p>
     <w:p>
-      <w:proofErr w:type="spellStart"/>
-      <w:proofErr w:type="gramStart"/>
       <w:r>
         <w:rPr>
           <w:rFonts w:ascii="Arial" w:eastAsia="Arial" w:hAnsi="Arial" w:cs="Arial"/>
@@ -1251,27 +595,7 @@
           <w:sz w:val="21"/>
           <w:szCs w:val="21"/>
         </w:rPr>
-        <w:t>SumatoSoft</w:t>
-      </w:r>
-      <w:proofErr w:type="spellEnd"/>
-      <w:r>
-        <w:rPr>
-          <w:rFonts w:ascii="Arial" w:eastAsia="Arial" w:hAnsi="Arial" w:cs="Arial"/>
-          <w:color w:val="555555"/>
-          <w:sz w:val="21"/>
-          <w:szCs w:val="21"/>
-        </w:rPr>
-        <w:t xml:space="preserve">  |</w:t>
-      </w:r>
-      <w:proofErr w:type="gramEnd"/>
-      <w:r>
-        <w:rPr>
-          <w:rFonts w:ascii="Arial" w:eastAsia="Arial" w:hAnsi="Arial" w:cs="Arial"/>
-          <w:color w:val="555555"/>
-          <w:sz w:val="21"/>
-          <w:szCs w:val="21"/>
-        </w:rPr>
-        <w:t xml:space="preserve">  January 2021 - December 2025</w:t>
+        <w:t>SumatoSoft  |  January 2021 - December 2025</w:t>
       </w:r>
     </w:p>
     <w:p>
@@ -1330,7 +654,6 @@
         </w:rPr>
         <w:t xml:space="preserve">Built a resilient </w:t>
       </w:r>
-      <w:proofErr w:type="spellStart"/>
       <w:r>
         <w:rPr>
           <w:rStyle w:val="Strong"/>
@@ -1339,7 +662,6 @@
         </w:rPr>
         <w:t>TypeScript</w:t>
       </w:r>
-      <w:proofErr w:type="spellEnd"/>
       <w:r>
         <w:rPr>
           <w:rFonts w:ascii="Arial" w:hAnsi="Arial" w:cs="Arial"/>
@@ -1402,25 +724,8 @@
           <w:rFonts w:ascii="Arial" w:hAnsi="Arial" w:cs="Arial"/>
           <w:sz w:val="18"/>
         </w:rPr>
-        <w:t xml:space="preserve">Designed background reliability with </w:t>
-      </w:r>
-      <w:proofErr w:type="spellStart"/>
-      <w:r>
-        <w:rPr>
-          <w:rFonts w:ascii="Arial" w:hAnsi="Arial" w:cs="Arial"/>
-          <w:sz w:val="18"/>
-        </w:rPr>
-        <w:t>retryable</w:t>
-      </w:r>
-      <w:proofErr w:type="spellEnd"/>
-      <w:r>
-        <w:rPr>
-          <w:rFonts w:ascii="Arial" w:hAnsi="Arial" w:cs="Arial"/>
-          <w:sz w:val="18"/>
-        </w:rPr>
-        <w:t xml:space="preserve"> job execution patterns and </w:t>
-      </w:r>
-      <w:proofErr w:type="spellStart"/>
+        <w:t xml:space="preserve">Designed background reliability with retryable job execution patterns and </w:t>
+      </w:r>
       <w:r>
         <w:rPr>
           <w:rStyle w:val="Strong"/>
@@ -1429,7 +734,6 @@
         </w:rPr>
         <w:t>idempotency</w:t>
       </w:r>
-      <w:proofErr w:type="spellEnd"/>
       <w:r>
         <w:rPr>
           <w:rFonts w:ascii="Arial" w:hAnsi="Arial" w:cs="Arial"/>
@@ -1473,23 +777,13 @@
         </w:rPr>
         <w:t xml:space="preserve">, </w:t>
       </w:r>
-      <w:proofErr w:type="spellStart"/>
-      <w:r>
-        <w:rPr>
-          <w:rStyle w:val="Strong"/>
-          <w:rFonts w:ascii="Arial" w:hAnsi="Arial" w:cs="Arial"/>
-          <w:sz w:val="18"/>
-        </w:rPr>
-        <w:t>OpenID</w:t>
-      </w:r>
-      <w:proofErr w:type="spellEnd"/>
-      <w:r>
-        <w:rPr>
-          <w:rStyle w:val="Strong"/>
-          <w:rFonts w:ascii="Arial" w:hAnsi="Arial" w:cs="Arial"/>
-          <w:sz w:val="18"/>
-        </w:rPr>
-        <w:t xml:space="preserve"> Connect</w:t>
+      <w:r>
+        <w:rPr>
+          <w:rStyle w:val="Strong"/>
+          <w:rFonts w:ascii="Arial" w:hAnsi="Arial" w:cs="Arial"/>
+          <w:sz w:val="18"/>
+        </w:rPr>
+        <w:t>OpenID Connect</w:t>
       </w:r>
       <w:r>
         <w:rPr>
@@ -1513,7 +807,6 @@
         </w:rPr>
         <w:t xml:space="preserve">, integrating enterprise identity patterns aligned with </w:t>
       </w:r>
-      <w:proofErr w:type="spellStart"/>
       <w:r>
         <w:rPr>
           <w:rStyle w:val="Strong"/>
@@ -1522,7 +815,6 @@
         </w:rPr>
         <w:t>Okta</w:t>
       </w:r>
-      <w:proofErr w:type="spellEnd"/>
       <w:r>
         <w:rPr>
           <w:rFonts w:ascii="Arial" w:hAnsi="Arial" w:cs="Arial"/>
@@ -1551,18 +843,8 @@
           <w:rFonts w:ascii="Arial" w:hAnsi="Arial" w:cs="Arial"/>
           <w:sz w:val="18"/>
         </w:rPr>
-        <w:t xml:space="preserve">AWS </w:t>
-      </w:r>
-      <w:proofErr w:type="spellStart"/>
-      <w:r>
-        <w:rPr>
-          <w:rStyle w:val="Strong"/>
-          <w:rFonts w:ascii="Arial" w:hAnsi="Arial" w:cs="Arial"/>
-          <w:sz w:val="18"/>
-        </w:rPr>
-        <w:t>Cognito</w:t>
-      </w:r>
-      <w:proofErr w:type="spellEnd"/>
+        <w:t>AWS Cognito</w:t>
+      </w:r>
       <w:r>
         <w:rPr>
           <w:rFonts w:ascii="Arial" w:hAnsi="Arial" w:cs="Arial"/>
@@ -1678,7 +960,6 @@
         </w:rPr>
         <w:t xml:space="preserve"> behind </w:t>
       </w:r>
-      <w:proofErr w:type="spellStart"/>
       <w:r>
         <w:rPr>
           <w:rStyle w:val="Strong"/>
@@ -1687,7 +968,6 @@
         </w:rPr>
         <w:t>CloudFront</w:t>
       </w:r>
-      <w:proofErr w:type="spellEnd"/>
       <w:r>
         <w:rPr>
           <w:rFonts w:ascii="Arial" w:hAnsi="Arial" w:cs="Arial"/>
@@ -1767,23 +1047,13 @@
         </w:rPr>
         <w:t xml:space="preserve">Supported search-backed experiences by consuming </w:t>
       </w:r>
-      <w:proofErr w:type="spellStart"/>
-      <w:r>
-        <w:rPr>
-          <w:rStyle w:val="Strong"/>
-          <w:rFonts w:ascii="Arial" w:hAnsi="Arial" w:cs="Arial"/>
-          <w:sz w:val="18"/>
-        </w:rPr>
-        <w:t>Elasticsearch</w:t>
-      </w:r>
-      <w:proofErr w:type="spellEnd"/>
-      <w:r>
-        <w:rPr>
-          <w:rStyle w:val="Strong"/>
-          <w:rFonts w:ascii="Arial" w:hAnsi="Arial" w:cs="Arial"/>
-          <w:sz w:val="18"/>
-        </w:rPr>
-        <w:t>/OpenSearch</w:t>
+      <w:r>
+        <w:rPr>
+          <w:rStyle w:val="Strong"/>
+          <w:rFonts w:ascii="Arial" w:hAnsi="Arial" w:cs="Arial"/>
+          <w:sz w:val="18"/>
+        </w:rPr>
+        <w:t>Elasticsearch/OpenSearch</w:t>
       </w:r>
       <w:r>
         <w:rPr>
@@ -1828,7 +1098,6 @@
         </w:rPr>
         <w:t xml:space="preserve"> and </w:t>
       </w:r>
-      <w:proofErr w:type="spellStart"/>
       <w:r>
         <w:rPr>
           <w:rStyle w:val="Strong"/>
@@ -1837,7 +1106,6 @@
         </w:rPr>
         <w:t>BigQuery</w:t>
       </w:r>
-      <w:proofErr w:type="spellEnd"/>
       <w:r>
         <w:rPr>
           <w:rFonts w:ascii="Arial" w:hAnsi="Arial" w:cs="Arial"/>
@@ -1902,7 +1170,6 @@
         </w:rPr>
         <w:t xml:space="preserve">Instrumented end-to-end signals using </w:t>
       </w:r>
-      <w:proofErr w:type="spellStart"/>
       <w:r>
         <w:rPr>
           <w:rStyle w:val="Strong"/>
@@ -1911,7 +1178,6 @@
         </w:rPr>
         <w:t>OpenTelemetry</w:t>
       </w:r>
-      <w:proofErr w:type="spellEnd"/>
       <w:r>
         <w:rPr>
           <w:rFonts w:ascii="Arial" w:hAnsi="Arial" w:cs="Arial"/>
@@ -1919,7 +1185,6 @@
         </w:rPr>
         <w:t xml:space="preserve"> traces/metrics/logs and correlated mobile latency/crashes in </w:t>
       </w:r>
-      <w:proofErr w:type="spellStart"/>
       <w:r>
         <w:rPr>
           <w:rStyle w:val="Strong"/>
@@ -1928,7 +1193,6 @@
         </w:rPr>
         <w:t>Datadog</w:t>
       </w:r>
-      <w:proofErr w:type="spellEnd"/>
       <w:r>
         <w:rPr>
           <w:rFonts w:ascii="Arial" w:hAnsi="Arial" w:cs="Arial"/>
@@ -1936,7 +1200,6 @@
         </w:rPr>
         <w:t xml:space="preserve"> and </w:t>
       </w:r>
-      <w:proofErr w:type="spellStart"/>
       <w:r>
         <w:rPr>
           <w:rStyle w:val="Strong"/>
@@ -1945,7 +1208,6 @@
         </w:rPr>
         <w:t>Grafana</w:t>
       </w:r>
-      <w:proofErr w:type="spellEnd"/>
       <w:r>
         <w:rPr>
           <w:rFonts w:ascii="Arial" w:hAnsi="Arial" w:cs="Arial"/>
@@ -1975,7 +1237,6 @@
         <w:lastRenderedPageBreak/>
         <w:t xml:space="preserve">Standardized incident debugging with correlation IDs and centralized logs via </w:t>
       </w:r>
-      <w:proofErr w:type="spellStart"/>
       <w:r>
         <w:rPr>
           <w:rStyle w:val="Strong"/>
@@ -1984,7 +1245,6 @@
         </w:rPr>
         <w:t>CloudWatch</w:t>
       </w:r>
-      <w:proofErr w:type="spellEnd"/>
       <w:r>
         <w:rPr>
           <w:rFonts w:ascii="Arial" w:hAnsi="Arial" w:cs="Arial"/>
@@ -2028,23 +1288,13 @@
         </w:rPr>
         <w:t xml:space="preserve">Strengthened delivery safety using CI pipelines across </w:t>
       </w:r>
-      <w:proofErr w:type="spellStart"/>
-      <w:r>
-        <w:rPr>
-          <w:rStyle w:val="Strong"/>
-          <w:rFonts w:ascii="Arial" w:hAnsi="Arial" w:cs="Arial"/>
-          <w:sz w:val="18"/>
-        </w:rPr>
-        <w:t>GitHub</w:t>
-      </w:r>
-      <w:proofErr w:type="spellEnd"/>
-      <w:r>
-        <w:rPr>
-          <w:rStyle w:val="Strong"/>
-          <w:rFonts w:ascii="Arial" w:hAnsi="Arial" w:cs="Arial"/>
-          <w:sz w:val="18"/>
-        </w:rPr>
-        <w:t xml:space="preserve"> Actions</w:t>
+      <w:r>
+        <w:rPr>
+          <w:rStyle w:val="Strong"/>
+          <w:rFonts w:ascii="Arial" w:hAnsi="Arial" w:cs="Arial"/>
+          <w:sz w:val="18"/>
+        </w:rPr>
+        <w:t>GitHub Actions</w:t>
       </w:r>
       <w:r>
         <w:rPr>
@@ -2053,23 +1303,13 @@
         </w:rPr>
         <w:t xml:space="preserve">, </w:t>
       </w:r>
-      <w:proofErr w:type="spellStart"/>
-      <w:r>
-        <w:rPr>
-          <w:rStyle w:val="Strong"/>
-          <w:rFonts w:ascii="Arial" w:hAnsi="Arial" w:cs="Arial"/>
-          <w:sz w:val="18"/>
-        </w:rPr>
-        <w:t>GitLab</w:t>
-      </w:r>
-      <w:proofErr w:type="spellEnd"/>
-      <w:r>
-        <w:rPr>
-          <w:rStyle w:val="Strong"/>
-          <w:rFonts w:ascii="Arial" w:hAnsi="Arial" w:cs="Arial"/>
-          <w:sz w:val="18"/>
-        </w:rPr>
-        <w:t xml:space="preserve"> CI</w:t>
+      <w:r>
+        <w:rPr>
+          <w:rStyle w:val="Strong"/>
+          <w:rFonts w:ascii="Arial" w:hAnsi="Arial" w:cs="Arial"/>
+          <w:sz w:val="18"/>
+        </w:rPr>
+        <w:t>GitLab CI</w:t>
       </w:r>
       <w:r>
         <w:rPr>
@@ -2115,27 +1355,7 @@
           <w:sz w:val="21"/>
           <w:szCs w:val="21"/>
         </w:rPr>
-        <w:t xml:space="preserve">High Touch </w:t>
-      </w:r>
-      <w:proofErr w:type="gramStart"/>
-      <w:r>
-        <w:rPr>
-          <w:rFonts w:ascii="Arial" w:eastAsia="Arial" w:hAnsi="Arial" w:cs="Arial"/>
-          <w:color w:val="555555"/>
-          <w:sz w:val="21"/>
-          <w:szCs w:val="21"/>
-        </w:rPr>
-        <w:t>Technologies  |</w:t>
-      </w:r>
-      <w:proofErr w:type="gramEnd"/>
-      <w:r>
-        <w:rPr>
-          <w:rFonts w:ascii="Arial" w:eastAsia="Arial" w:hAnsi="Arial" w:cs="Arial"/>
-          <w:color w:val="555555"/>
-          <w:sz w:val="21"/>
-          <w:szCs w:val="21"/>
-        </w:rPr>
-        <w:t xml:space="preserve">  June 2018 - December 2020</w:t>
+        <w:t>High Touch Technologies  |  June 2018 - December 2020</w:t>
       </w:r>
     </w:p>
     <w:p>
@@ -2264,23 +1484,7 @@
           <w:rFonts w:ascii="Arial" w:hAnsi="Arial" w:cs="Arial"/>
           <w:sz w:val="18"/>
         </w:rPr>
-        <w:t xml:space="preserve">Improved responsiveness by eliminating race conditions in </w:t>
-      </w:r>
-      <w:proofErr w:type="spellStart"/>
-      <w:r>
-        <w:rPr>
-          <w:rFonts w:ascii="Arial" w:hAnsi="Arial" w:cs="Arial"/>
-          <w:sz w:val="18"/>
-        </w:rPr>
-        <w:t>async</w:t>
-      </w:r>
-      <w:proofErr w:type="spellEnd"/>
-      <w:r>
-        <w:rPr>
-          <w:rFonts w:ascii="Arial" w:hAnsi="Arial" w:cs="Arial"/>
-          <w:sz w:val="18"/>
-        </w:rPr>
-        <w:t xml:space="preserve"> flows and reducing redundant calls through client-side caching and request coalescing.</w:t>
+        <w:t>Improved responsiveness by eliminating race conditions in async flows and reducing redundant calls through client-side caching and request coalescing.</w:t>
       </w:r>
     </w:p>
     <w:p>
@@ -2358,23 +1562,7 @@
           <w:rFonts w:ascii="Arial" w:hAnsi="Arial" w:cs="Arial"/>
           <w:sz w:val="18"/>
         </w:rPr>
-        <w:t xml:space="preserve">Supported long-running operations by consuming job status updates over </w:t>
-      </w:r>
-      <w:proofErr w:type="spellStart"/>
-      <w:r>
-        <w:rPr>
-          <w:rFonts w:ascii="Arial" w:hAnsi="Arial" w:cs="Arial"/>
-          <w:sz w:val="18"/>
-        </w:rPr>
-        <w:t>WebSockets</w:t>
-      </w:r>
-      <w:proofErr w:type="spellEnd"/>
-      <w:r>
-        <w:rPr>
-          <w:rFonts w:ascii="Arial" w:hAnsi="Arial" w:cs="Arial"/>
-          <w:sz w:val="18"/>
-        </w:rPr>
-        <w:t>/SSE patterns and surfacing observable progress states in the UI.</w:t>
+        <w:t>Supported long-running operations by consuming job status updates over WebSockets/SSE patterns and surfacing observable progress states in the UI.</w:t>
       </w:r>
     </w:p>
     <w:p>
@@ -2397,7 +1585,6 @@
         </w:rPr>
         <w:t xml:space="preserve">Helped integrate messaging workflows backed by </w:t>
       </w:r>
-      <w:proofErr w:type="spellStart"/>
       <w:r>
         <w:rPr>
           <w:rStyle w:val="Strong"/>
@@ -2406,7 +1593,6 @@
         </w:rPr>
         <w:t>RabbitMQ</w:t>
       </w:r>
-      <w:proofErr w:type="spellEnd"/>
       <w:r>
         <w:rPr>
           <w:rFonts w:ascii="Arial" w:hAnsi="Arial" w:cs="Arial"/>
@@ -2477,18 +1663,8 @@
           <w:rFonts w:ascii="Arial" w:hAnsi="Arial" w:cs="Arial"/>
           <w:sz w:val="18"/>
         </w:rPr>
-        <w:t>Prometheus/</w:t>
-      </w:r>
-      <w:proofErr w:type="spellStart"/>
-      <w:r>
-        <w:rPr>
-          <w:rStyle w:val="Strong"/>
-          <w:rFonts w:ascii="Arial" w:hAnsi="Arial" w:cs="Arial"/>
-          <w:sz w:val="18"/>
-        </w:rPr>
-        <w:t>Grafana</w:t>
-      </w:r>
-      <w:proofErr w:type="spellEnd"/>
+        <w:t>Prometheus/Grafana</w:t>
+      </w:r>
       <w:r>
         <w:rPr>
           <w:rFonts w:ascii="Arial" w:hAnsi="Arial" w:cs="Arial"/>
@@ -2532,7 +1708,6 @@
         </w:rPr>
         <w:t xml:space="preserve">Participated in infrastructure automation using </w:t>
       </w:r>
-      <w:proofErr w:type="spellStart"/>
       <w:r>
         <w:rPr>
           <w:rStyle w:val="Strong"/>
@@ -2541,7 +1716,6 @@
         </w:rPr>
         <w:t>Terraform</w:t>
       </w:r>
-      <w:proofErr w:type="spellEnd"/>
       <w:r>
         <w:rPr>
           <w:rFonts w:ascii="Arial" w:hAnsi="Arial" w:cs="Arial"/>
@@ -2549,7 +1723,6 @@
         </w:rPr>
         <w:t xml:space="preserve"> and </w:t>
       </w:r>
-      <w:proofErr w:type="spellStart"/>
       <w:r>
         <w:rPr>
           <w:rStyle w:val="Strong"/>
@@ -2558,7 +1731,6 @@
         </w:rPr>
         <w:t>CloudFormation</w:t>
       </w:r>
-      <w:proofErr w:type="spellEnd"/>
       <w:r>
         <w:rPr>
           <w:rFonts w:ascii="Arial" w:hAnsi="Arial" w:cs="Arial"/>
@@ -2644,18 +1816,8 @@
           <w:rFonts w:ascii="Arial" w:hAnsi="Arial" w:cs="Arial"/>
           <w:sz w:val="18"/>
         </w:rPr>
-        <w:t xml:space="preserve">Azure </w:t>
-      </w:r>
-      <w:proofErr w:type="spellStart"/>
-      <w:r>
-        <w:rPr>
-          <w:rStyle w:val="Strong"/>
-          <w:rFonts w:ascii="Arial" w:hAnsi="Arial" w:cs="Arial"/>
-          <w:sz w:val="18"/>
-        </w:rPr>
-        <w:t>DevOps</w:t>
-      </w:r>
-      <w:proofErr w:type="spellEnd"/>
+        <w:t>Azure DevOps</w:t>
+      </w:r>
       <w:r>
         <w:rPr>
           <w:rFonts w:ascii="Arial" w:hAnsi="Arial" w:cs="Arial"/>
@@ -2663,7 +1825,6 @@
         </w:rPr>
         <w:t xml:space="preserve">, </w:t>
       </w:r>
-      <w:proofErr w:type="spellStart"/>
       <w:r>
         <w:rPr>
           <w:rStyle w:val="Strong"/>
@@ -2672,7 +1833,6 @@
         </w:rPr>
         <w:t>CircleCI</w:t>
       </w:r>
-      <w:proofErr w:type="spellEnd"/>
       <w:r>
         <w:rPr>
           <w:rFonts w:ascii="Arial" w:hAnsi="Arial" w:cs="Arial"/>
@@ -2710,7 +1870,6 @@
       </w:r>
     </w:p>
     <w:p>
-      <w:proofErr w:type="gramStart"/>
       <w:r>
         <w:rPr>
           <w:rFonts w:ascii="Arial" w:eastAsia="Arial" w:hAnsi="Arial" w:cs="Arial"/>
@@ -2718,37 +1877,7 @@
           <w:sz w:val="21"/>
           <w:szCs w:val="21"/>
         </w:rPr>
-        <w:t>Centric Tech Inc.</w:t>
-      </w:r>
-      <w:proofErr w:type="gramEnd"/>
-      <w:r>
-        <w:rPr>
-          <w:rFonts w:ascii="Arial" w:eastAsia="Arial" w:hAnsi="Arial" w:cs="Arial"/>
-          <w:color w:val="555555"/>
-          <w:sz w:val="21"/>
-          <w:szCs w:val="21"/>
-        </w:rPr>
-        <w:t xml:space="preserve">  </w:t>
-      </w:r>
-      <w:proofErr w:type="gramStart"/>
-      <w:r>
-        <w:rPr>
-          <w:rFonts w:ascii="Arial" w:eastAsia="Arial" w:hAnsi="Arial" w:cs="Arial"/>
-          <w:color w:val="555555"/>
-          <w:sz w:val="21"/>
-          <w:szCs w:val="21"/>
-        </w:rPr>
-        <w:t>|  September</w:t>
-      </w:r>
-      <w:proofErr w:type="gramEnd"/>
-      <w:r>
-        <w:rPr>
-          <w:rFonts w:ascii="Arial" w:eastAsia="Arial" w:hAnsi="Arial" w:cs="Arial"/>
-          <w:color w:val="555555"/>
-          <w:sz w:val="21"/>
-          <w:szCs w:val="21"/>
-        </w:rPr>
-        <w:t xml:space="preserve"> 2015 - May 2018</w:t>
+        <w:t>Centric Tech Inc.  |  September 2015 - May 2018</w:t>
       </w:r>
     </w:p>
     <w:p>
@@ -2790,23 +1919,7 @@
           <w:rFonts w:ascii="Arial" w:hAnsi="Arial" w:cs="Arial"/>
           <w:sz w:val="18"/>
         </w:rPr>
-        <w:t xml:space="preserve">Implemented </w:t>
-      </w:r>
-      <w:proofErr w:type="gramStart"/>
-      <w:r>
-        <w:rPr>
-          <w:rFonts w:ascii="Arial" w:hAnsi="Arial" w:cs="Arial"/>
-          <w:sz w:val="18"/>
-        </w:rPr>
-        <w:t>a clean</w:t>
-      </w:r>
-      <w:proofErr w:type="gramEnd"/>
-      <w:r>
-        <w:rPr>
-          <w:rFonts w:ascii="Arial" w:hAnsi="Arial" w:cs="Arial"/>
-          <w:sz w:val="18"/>
-        </w:rPr>
-        <w:t xml:space="preserve"> client architecture with clear boundaries between UI, domain logic, and data access to keep iteration safe and predictable.</w:t>
+        <w:t>Implemented a clean client architecture with clear boundaries between UI, domain logic, and data access to keep iteration safe and predictable.</w:t>
       </w:r>
     </w:p>
     <w:p>
@@ -2842,23 +1955,7 @@
           <w:rFonts w:ascii="Arial" w:hAnsi="Arial" w:cs="Arial"/>
           <w:sz w:val="18"/>
         </w:rPr>
-        <w:t xml:space="preserve"> integrations with consistent validation and error handling, keeping client behavior </w:t>
-      </w:r>
-      <w:proofErr w:type="spellStart"/>
-      <w:r>
-        <w:rPr>
-          <w:rFonts w:ascii="Arial" w:hAnsi="Arial" w:cs="Arial"/>
-          <w:sz w:val="18"/>
-        </w:rPr>
-        <w:t>debuggable</w:t>
-      </w:r>
-      <w:proofErr w:type="spellEnd"/>
-      <w:r>
-        <w:rPr>
-          <w:rFonts w:ascii="Arial" w:hAnsi="Arial" w:cs="Arial"/>
-          <w:sz w:val="18"/>
-        </w:rPr>
-        <w:t xml:space="preserve"> and supportable.</w:t>
+        <w:t xml:space="preserve"> integrations with consistent validation and error handling, keeping client behavior debuggable and supportable.</w:t>
       </w:r>
     </w:p>
     <w:p>
@@ -2923,7 +2020,6 @@
         </w:rPr>
         <w:t xml:space="preserve">Integrated search experiences by consuming </w:t>
       </w:r>
-      <w:proofErr w:type="spellStart"/>
       <w:r>
         <w:rPr>
           <w:rStyle w:val="Strong"/>
@@ -2932,7 +2028,6 @@
         </w:rPr>
         <w:t>Elasticsearch</w:t>
       </w:r>
-      <w:proofErr w:type="spellEnd"/>
       <w:r>
         <w:rPr>
           <w:rFonts w:ascii="Arial" w:hAnsi="Arial" w:cs="Arial"/>
@@ -2959,23 +2054,7 @@
           <w:rFonts w:ascii="Arial" w:hAnsi="Arial" w:cs="Arial"/>
           <w:sz w:val="18"/>
         </w:rPr>
-        <w:t xml:space="preserve">Supported </w:t>
-      </w:r>
-      <w:proofErr w:type="spellStart"/>
-      <w:r>
-        <w:rPr>
-          <w:rFonts w:ascii="Arial" w:hAnsi="Arial" w:cs="Arial"/>
-          <w:sz w:val="18"/>
-        </w:rPr>
-        <w:t>async</w:t>
-      </w:r>
-      <w:proofErr w:type="spellEnd"/>
-      <w:r>
-        <w:rPr>
-          <w:rFonts w:ascii="Arial" w:hAnsi="Arial" w:cs="Arial"/>
-          <w:sz w:val="18"/>
-        </w:rPr>
-        <w:t xml:space="preserve"> operations by coordinating background work with queue-backed workflows via APIs aligned with </w:t>
+        <w:t xml:space="preserve">Supported async operations by coordinating background work with queue-backed workflows via APIs aligned with </w:t>
       </w:r>
       <w:r>
         <w:rPr>
@@ -2992,7 +2071,6 @@
         </w:rPr>
         <w:t xml:space="preserve"> and </w:t>
       </w:r>
-      <w:proofErr w:type="spellStart"/>
       <w:r>
         <w:rPr>
           <w:rStyle w:val="Strong"/>
@@ -3001,7 +2079,6 @@
         </w:rPr>
         <w:t>RabbitMQ</w:t>
       </w:r>
-      <w:proofErr w:type="spellEnd"/>
       <w:r>
         <w:rPr>
           <w:rFonts w:ascii="Arial" w:hAnsi="Arial" w:cs="Arial"/>
@@ -3030,7 +2107,6 @@
         </w:rPr>
         <w:t xml:space="preserve">Collaborated on data modeling decisions across </w:t>
       </w:r>
-      <w:proofErr w:type="spellStart"/>
       <w:r>
         <w:rPr>
           <w:rStyle w:val="Strong"/>
@@ -3039,7 +2115,6 @@
         </w:rPr>
         <w:t>PostgreSQL</w:t>
       </w:r>
-      <w:proofErr w:type="spellEnd"/>
       <w:r>
         <w:rPr>
           <w:rFonts w:ascii="Arial" w:hAnsi="Arial" w:cs="Arial"/>
@@ -3096,23 +2171,7 @@
           <w:rFonts w:ascii="Arial" w:hAnsi="Arial" w:cs="Arial"/>
           <w:sz w:val="18"/>
         </w:rPr>
-        <w:t xml:space="preserve">Introduced lightweight </w:t>
-      </w:r>
-      <w:proofErr w:type="spellStart"/>
-      <w:r>
-        <w:rPr>
-          <w:rFonts w:ascii="Arial" w:hAnsi="Arial" w:cs="Arial"/>
-          <w:sz w:val="18"/>
-        </w:rPr>
-        <w:t>observability</w:t>
-      </w:r>
-      <w:proofErr w:type="spellEnd"/>
-      <w:r>
-        <w:rPr>
-          <w:rFonts w:ascii="Arial" w:hAnsi="Arial" w:cs="Arial"/>
-          <w:sz w:val="18"/>
-        </w:rPr>
-        <w:t xml:space="preserve"> patterns (structured logs and basic dashboards) to make production issues diagnosable without tribal knowledge.</w:t>
+        <w:t>Introduced lightweight observability patterns (structured logs and basic dashboards) to make production issues diagnosable without tribal knowledge.</w:t>
       </w:r>
     </w:p>
     <w:p>
@@ -3201,7 +2260,6 @@
       </w:r>
     </w:p>
     <w:p>
-      <w:proofErr w:type="gramStart"/>
       <w:r>
         <w:rPr>
           <w:rFonts w:ascii="Arial" w:eastAsia="Arial" w:hAnsi="Arial" w:cs="Arial"/>
@@ -3209,17 +2267,7 @@
           <w:sz w:val="21"/>
           <w:szCs w:val="21"/>
         </w:rPr>
-        <w:t>Microsoft  |</w:t>
-      </w:r>
-      <w:proofErr w:type="gramEnd"/>
-      <w:r>
-        <w:rPr>
-          <w:rFonts w:ascii="Arial" w:eastAsia="Arial" w:hAnsi="Arial" w:cs="Arial"/>
-          <w:color w:val="555555"/>
-          <w:sz w:val="21"/>
-          <w:szCs w:val="21"/>
-        </w:rPr>
-        <w:t xml:space="preserve">  September 2014 - August 2015</w:t>
+        <w:t>Microsoft  |  September 2014 - August 2015</w:t>
       </w:r>
     </w:p>
     <w:p>
@@ -3325,23 +2373,7 @@
           <w:rFonts w:ascii="Arial" w:hAnsi="Arial" w:cs="Arial"/>
           <w:sz w:val="18"/>
         </w:rPr>
-        <w:t xml:space="preserve">Assisted performance </w:t>
-      </w:r>
-      <w:proofErr w:type="gramStart"/>
-      <w:r>
-        <w:rPr>
-          <w:rFonts w:ascii="Arial" w:hAnsi="Arial" w:cs="Arial"/>
-          <w:sz w:val="18"/>
-        </w:rPr>
-        <w:t>investigations by collecting measurements and narrowing hotspots, prioritizing fixes</w:t>
-      </w:r>
-      <w:proofErr w:type="gramEnd"/>
-      <w:r>
-        <w:rPr>
-          <w:rFonts w:ascii="Arial" w:hAnsi="Arial" w:cs="Arial"/>
-          <w:sz w:val="18"/>
-        </w:rPr>
-        <w:t xml:space="preserve"> that improved UX without risky rewrites.</w:t>
+        <w:t>Assisted performance investigations by collecting measurements and narrowing hotspots, prioritizing fixes that improved UX without risky rewrites.</w:t>
       </w:r>
     </w:p>
     <w:p>
@@ -3605,16 +2637,7 @@
           <w:rFonts w:ascii="Arial" w:hAnsi="Arial" w:cs="Arial"/>
           <w:sz w:val="18"/>
         </w:rPr>
-        <w:t>Built a prod</w:t>
-      </w:r>
-      <w:bookmarkStart w:id="0" w:name="_GoBack"/>
-      <w:bookmarkEnd w:id="0"/>
-      <w:r>
-        <w:rPr>
-          <w:rFonts w:ascii="Arial" w:hAnsi="Arial" w:cs="Arial"/>
-          <w:sz w:val="18"/>
-        </w:rPr>
-        <w:t xml:space="preserve">uction </w:t>
+        <w:t xml:space="preserve">Built a production </w:t>
       </w:r>
       <w:r>
         <w:rPr>
@@ -3631,7 +2654,6 @@
         </w:rPr>
         <w:t xml:space="preserve"> app module in </w:t>
       </w:r>
-      <w:proofErr w:type="spellStart"/>
       <w:r>
         <w:rPr>
           <w:rStyle w:val="Strong"/>
@@ -3640,7 +2662,6 @@
         </w:rPr>
         <w:t>TypeScript</w:t>
       </w:r>
-      <w:proofErr w:type="spellEnd"/>
       <w:r>
         <w:rPr>
           <w:rFonts w:ascii="Arial" w:hAnsi="Arial" w:cs="Arial"/>
@@ -3684,7 +2705,6 @@
         </w:rPr>
         <w:t xml:space="preserve">Implemented upload orchestration with retry + </w:t>
       </w:r>
-      <w:proofErr w:type="spellStart"/>
       <w:r>
         <w:rPr>
           <w:rStyle w:val="Strong"/>
@@ -3693,7 +2713,6 @@
         </w:rPr>
         <w:t>idempotency</w:t>
       </w:r>
-      <w:proofErr w:type="spellEnd"/>
       <w:r>
         <w:rPr>
           <w:rFonts w:ascii="Arial" w:hAnsi="Arial" w:cs="Arial"/>
@@ -3741,29 +2760,7 @@
           <w:color w:val="auto"/>
           <w:sz w:val="18"/>
         </w:rPr>
-        <w:t xml:space="preserve">React Native Project — Secure </w:t>
-      </w:r>
-      <w:proofErr w:type="spellStart"/>
-      <w:r>
-        <w:rPr>
-          <w:rStyle w:val="Strong"/>
-          <w:rFonts w:ascii="Arial" w:hAnsi="Arial" w:cs="Arial"/>
-          <w:bCs w:val="0"/>
-          <w:color w:val="auto"/>
-          <w:sz w:val="18"/>
-        </w:rPr>
-        <w:t>Auth</w:t>
-      </w:r>
-      <w:proofErr w:type="spellEnd"/>
-      <w:r>
-        <w:rPr>
-          <w:rStyle w:val="Strong"/>
-          <w:rFonts w:ascii="Arial" w:hAnsi="Arial" w:cs="Arial"/>
-          <w:bCs w:val="0"/>
-          <w:color w:val="auto"/>
-          <w:sz w:val="18"/>
-        </w:rPr>
-        <w:t xml:space="preserve"> + Deep Links + Push Workflows</w:t>
+        <w:t>React Native Project — Secure Auth + Deep Links + Push Workflows</w:t>
       </w:r>
     </w:p>
     <w:p>
@@ -3816,23 +2813,13 @@
         </w:rPr>
         <w:t xml:space="preserve">, </w:t>
       </w:r>
-      <w:proofErr w:type="spellStart"/>
-      <w:r>
-        <w:rPr>
-          <w:rStyle w:val="Strong"/>
-          <w:rFonts w:ascii="Arial" w:hAnsi="Arial" w:cs="Arial"/>
-          <w:sz w:val="18"/>
-        </w:rPr>
-        <w:t>OpenID</w:t>
-      </w:r>
-      <w:proofErr w:type="spellEnd"/>
-      <w:r>
-        <w:rPr>
-          <w:rStyle w:val="Strong"/>
-          <w:rFonts w:ascii="Arial" w:hAnsi="Arial" w:cs="Arial"/>
-          <w:sz w:val="18"/>
-        </w:rPr>
-        <w:t xml:space="preserve"> Connect</w:t>
+      <w:r>
+        <w:rPr>
+          <w:rStyle w:val="Strong"/>
+          <w:rFonts w:ascii="Arial" w:hAnsi="Arial" w:cs="Arial"/>
+          <w:sz w:val="18"/>
+        </w:rPr>
+        <w:t>OpenID Connect</w:t>
       </w:r>
       <w:r>
         <w:rPr>
@@ -3856,34 +2843,14 @@
         </w:rPr>
         <w:t xml:space="preserve">, integrating enterprise identity with </w:t>
       </w:r>
-      <w:proofErr w:type="spellStart"/>
-      <w:r>
-        <w:rPr>
-          <w:rStyle w:val="Strong"/>
-          <w:rFonts w:ascii="Arial" w:hAnsi="Arial" w:cs="Arial"/>
-          <w:sz w:val="18"/>
-        </w:rPr>
-        <w:t>Okta</w:t>
-      </w:r>
-      <w:proofErr w:type="spellEnd"/>
-      <w:r>
-        <w:rPr>
-          <w:rStyle w:val="Strong"/>
-          <w:rFonts w:ascii="Arial" w:hAnsi="Arial" w:cs="Arial"/>
-          <w:sz w:val="18"/>
-        </w:rPr>
-        <w:t xml:space="preserve">/Auth0/AWS </w:t>
-      </w:r>
-      <w:proofErr w:type="spellStart"/>
-      <w:r>
-        <w:rPr>
-          <w:rStyle w:val="Strong"/>
-          <w:rFonts w:ascii="Arial" w:hAnsi="Arial" w:cs="Arial"/>
-          <w:sz w:val="18"/>
-        </w:rPr>
-        <w:t>Cognito</w:t>
-      </w:r>
-      <w:proofErr w:type="spellEnd"/>
+      <w:r>
+        <w:rPr>
+          <w:rStyle w:val="Strong"/>
+          <w:rFonts w:ascii="Arial" w:hAnsi="Arial" w:cs="Arial"/>
+          <w:sz w:val="18"/>
+        </w:rPr>
+        <w:t>Okta/Auth0/AWS Cognito</w:t>
+      </w:r>
       <w:r>
         <w:rPr>
           <w:rFonts w:ascii="Arial" w:hAnsi="Arial" w:cs="Arial"/>
@@ -3946,25 +2913,8 @@
           <w:rFonts w:ascii="Arial" w:hAnsi="Arial" w:cs="Arial"/>
           <w:sz w:val="18"/>
         </w:rPr>
-        <w:t xml:space="preserve">Strengthened </w:t>
-      </w:r>
-      <w:proofErr w:type="spellStart"/>
-      <w:r>
-        <w:rPr>
-          <w:rFonts w:ascii="Arial" w:hAnsi="Arial" w:cs="Arial"/>
-          <w:sz w:val="18"/>
-        </w:rPr>
-        <w:t>observability</w:t>
-      </w:r>
-      <w:proofErr w:type="spellEnd"/>
-      <w:r>
-        <w:rPr>
-          <w:rFonts w:ascii="Arial" w:hAnsi="Arial" w:cs="Arial"/>
-          <w:sz w:val="18"/>
-        </w:rPr>
-        <w:t xml:space="preserve"> by propagating correlation IDs into structured logs and tracing signals aligned with </w:t>
-      </w:r>
-      <w:proofErr w:type="spellStart"/>
+        <w:t xml:space="preserve">Strengthened observability by propagating correlation IDs into structured logs and tracing signals aligned with </w:t>
+      </w:r>
       <w:r>
         <w:rPr>
           <w:rStyle w:val="Strong"/>
@@ -3973,7 +2923,6 @@
         </w:rPr>
         <w:t>OpenTelemetry</w:t>
       </w:r>
-      <w:proofErr w:type="spellEnd"/>
       <w:r>
         <w:rPr>
           <w:rFonts w:ascii="Arial" w:hAnsi="Arial" w:cs="Arial"/>
@@ -3981,7 +2930,6 @@
         </w:rPr>
         <w:t xml:space="preserve"> and </w:t>
       </w:r>
-      <w:proofErr w:type="spellStart"/>
       <w:r>
         <w:rPr>
           <w:rStyle w:val="Strong"/>
@@ -3990,7 +2938,6 @@
         </w:rPr>
         <w:t>Datadog</w:t>
       </w:r>
-      <w:proofErr w:type="spellEnd"/>
       <w:r>
         <w:rPr>
           <w:rFonts w:ascii="Arial" w:hAnsi="Arial" w:cs="Arial"/>
@@ -8710,7 +7657,7 @@
 </file>
 
 <file path=customXml/itemProps1.xml><?xml version="1.0" encoding="utf-8"?>
-<ds:datastoreItem xmlns:ds="http://schemas.openxmlformats.org/officeDocument/2006/customXml" ds:itemID="{C3320F46-72BF-4494-9307-8A6FC0429B8D}">
+<ds:datastoreItem xmlns:ds="http://schemas.openxmlformats.org/officeDocument/2006/customXml" ds:itemID="{45D039A9-5E2C-472B-854C-50B5FFDD2C0C}">
   <ds:schemaRefs>
     <ds:schemaRef ds:uri="http://schemas.openxmlformats.org/officeDocument/2006/bibliography"/>
   </ds:schemaRefs>
